--- a/docs/01.plan/spec_settlement.docx
+++ b/docs/01.plan/spec_settlement.docx
@@ -1089,7 +1089,7 @@
               <w:rPr>
                 <w:sz w:val="18"/>
               </w:rPr>
-              <w:t>할인 합계</w:t>
+              <w:t>할인 합계 (promotionDiscount)</w:t>
             </w:r>
           </w:p>
         </w:tc>
@@ -1149,7 +1149,7 @@
               <w:rPr>
                 <w:sz w:val="18"/>
               </w:rPr>
-              <w:t>promotionDiscount 총액이다.</w:t>
+              <w:t>프로모션·이벤트 등 전체 할인 총액이다. 쿠폰 할인(couponAmount), 포인트 할인(pointUsed), 기타 프로모션 할인(discountAmount)의 합계이다.</w:t>
             </w:r>
           </w:p>
         </w:tc>
@@ -1221,7 +1221,7 @@
               <w:rPr>
                 <w:sz w:val="18"/>
               </w:rPr>
-              <w:t>본사 부담 할인금 (가맹점 수입 합산)이다.</w:t>
+              <w:t>본사가 부담하는 할인금이다. 예: 할인 10,000원 중 본사 70% 부담 → 7,000원. 가맹점 입장에서는 수입으로 합산된다.</w:t>
             </w:r>
           </w:p>
         </w:tc>
@@ -1298,7 +1298,7 @@
               <w:rPr>
                 <w:sz w:val="18"/>
               </w:rPr>
-              <w:t>포인트 사용 합계다.</w:t>
+              <w:t>고객이 적립 포인트로 결제한 금액 합계다. 본사/가맹 부담 비율에 따라 정산 시 차감 또는 보전된다.</w:t>
             </w:r>
           </w:p>
         </w:tc>
@@ -1370,7 +1370,7 @@
               <w:rPr>
                 <w:sz w:val="18"/>
               </w:rPr>
-              <w:t>쿠폰 할인 합계다.</w:t>
+              <w:t>고객이 쿠폰으로 할인받은 금액 합계다. 본사 발행 쿠폰은 본사 부담, 가맹점 발행 쿠폰은 가맹점 부담이다.</w:t>
             </w:r>
           </w:p>
         </w:tc>
@@ -1447,7 +1447,7 @@
               <w:rPr>
                 <w:sz w:val="18"/>
               </w:rPr>
-              <w:t>교환권/상품권 합계다.</w:t>
+              <w:t>모바일 상품권·교환권으로 결제된 금액 합계다. 발행처에 따라 정산 차감 여부가 결정된다.</w:t>
             </w:r>
           </w:p>
         </w:tc>
@@ -1519,7 +1519,7 @@
               <w:rPr>
                 <w:sz w:val="18"/>
               </w:rPr>
-              <w:t>플랫폼 수수료다.</w:t>
+              <w:t>플랫폼 이용 수수료다. 매출액 × 수수료율로 산출된다.</w:t>
             </w:r>
           </w:p>
         </w:tc>
@@ -1596,7 +1596,7 @@
               <w:rPr>
                 <w:sz w:val="18"/>
               </w:rPr>
-              <w:t>최종 정산 금액이다. 강조 표시한다.</w:t>
+              <w:t>가맹점에 실제 지급되는 최종 정산 금액이다. 반드시 0 이상이어야 한다. 강조 표시한다.</w:t>
             </w:r>
           </w:p>
         </w:tc>
@@ -2860,7 +2860,7 @@
               <w:rPr>
                 <w:sz w:val="18"/>
               </w:rPr>
-              <w:t>총 할인액이다.</w:t>
+              <w:t>전체 할인 총액이다. (쿠폰 할인 + 포인트 할인 + 프로모션 할인)</w:t>
             </w:r>
           </w:p>
         </w:tc>
@@ -2937,7 +2937,7 @@
               <w:rPr>
                 <w:sz w:val="18"/>
               </w:rPr>
-              <w:t>본사 지원 할인금이다.</w:t>
+              <w:t>본사 부담 할인금이다. (할인액 × 본사 부담 비율)</w:t>
             </w:r>
           </w:p>
         </w:tc>
@@ -3009,7 +3009,7 @@
               <w:rPr>
                 <w:sz w:val="18"/>
               </w:rPr>
-              <w:t>포인트 사용 합계다.</w:t>
+              <w:t>고객 적립 포인트 결제 합계다.</w:t>
             </w:r>
           </w:p>
         </w:tc>
@@ -3086,7 +3086,7 @@
               <w:rPr>
                 <w:sz w:val="18"/>
               </w:rPr>
-              <w:t>쿠폰 사용 합계다.</w:t>
+              <w:t>쿠폰 할인 합계다. (본사/가맹 발행 구분)</w:t>
             </w:r>
           </w:p>
         </w:tc>
@@ -3158,7 +3158,7 @@
               <w:rPr>
                 <w:sz w:val="18"/>
               </w:rPr>
-              <w:t>교환권/상품권 합계다.</w:t>
+              <w:t>모바일 상품권·교환권 결제 합계다.</w:t>
             </w:r>
           </w:p>
         </w:tc>
@@ -3235,7 +3235,7 @@
               <w:rPr>
                 <w:sz w:val="18"/>
               </w:rPr>
-              <w:t>플랫폼 수수료다.</w:t>
+              <w:t>플랫폼 수수료다. (매출 × 수수료율)</w:t>
             </w:r>
           </w:p>
         </w:tc>
@@ -3293,7 +3293,7 @@
               <w:rPr>
                 <w:sz w:val="18"/>
               </w:rPr>
-              <w:t>-</w:t>
+              <w:t>0 이상</w:t>
             </w:r>
           </w:p>
         </w:tc>
@@ -3307,7 +3307,7 @@
               <w:rPr>
                 <w:sz w:val="18"/>
               </w:rPr>
-              <w:t>최종 실정산액이다. 음수도 가능하다(수수료 &gt; 매출 시).</w:t>
+              <w:t>최종 실정산액이다. 음수가 되면 안 된다. 음수 발생 시 플랫폼 운영자에게 손실이므로 사전에 수수료율·할인 정책을 검증해야 한다.</w:t>
             </w:r>
           </w:p>
         </w:tc>
@@ -3556,7 +3556,7 @@
         <w:rPr>
           <w:sz w:val="20"/>
         </w:rPr>
-        <w:t>정산 산출 배치 — 정산 기간(반월/월단위) 종료 시 자동으로 주문 데이터를 집계하여 Settlement 레코드를 생성한다. netAmount = totalSales + deliveryFee + hqSupport - promotionDiscount - platformFee 공식을 적용한다.</w:t>
+        <w:t>정산 산출 배치 — 정산 기간(반월/월단위) 종료 시 자동으로 주문 데이터를 집계하여 Settlement 레코드를 생성한다. 계산 공식: `netAmount = totalSales + deliveryFee + hqSupport - promotionDiscount - platformFee`. 산출 결과가 0 미만이 되지 않도록 수수료율과 할인 정책을 사전 검증해야 한다.</w:t>
       </w:r>
     </w:p>
     <w:p>
@@ -3567,7 +3567,106 @@
         <w:rPr>
           <w:sz w:val="20"/>
         </w:rPr>
-        <w:t>정산액 계산 공식 — 포인트/쿠폰/교환권 사용분은 정산 정책에 따라 본사 부담 또는 가맹점 부담을 분리한다. hqSupport(본사 지원금)는 가맹점 수입으로 합산한다.</w:t>
+        <w:t>정산액 구성요소 설명 —</w:t>
+      </w:r>
+    </w:p>
+    <w:p>
+      <w:pPr>
+        <w:pStyle w:val="ListBullet"/>
+      </w:pPr>
+      <w:r>
+        <w:rPr>
+          <w:sz w:val="20"/>
+        </w:rPr>
+        <w:t>`totalSales` (매출): 정산 기간 내 완료된 주문의 상품 금액 합계</w:t>
+      </w:r>
+    </w:p>
+    <w:p>
+      <w:pPr>
+        <w:pStyle w:val="ListBullet"/>
+      </w:pPr>
+      <w:r>
+        <w:rPr>
+          <w:sz w:val="20"/>
+        </w:rPr>
+        <w:t>`deliveryFee` (배달비): 배달 주문에서 발생한 배달비 합계</w:t>
+      </w:r>
+    </w:p>
+    <w:p>
+      <w:pPr>
+        <w:pStyle w:val="ListBullet"/>
+      </w:pPr>
+      <w:r>
+        <w:rPr>
+          <w:sz w:val="20"/>
+        </w:rPr>
+        <w:t>`promotionDiscount` (할인 총액): 쿠폰 할인(`couponAmount`) + 포인트 할인(`pointUsed`) + 프로모션 할인(`discountAmount`)의 합계. 이 중 본사/가맹 부담 비율에 따라 분리 정산된다.</w:t>
+      </w:r>
+    </w:p>
+    <w:p>
+      <w:pPr>
+        <w:pStyle w:val="ListBullet"/>
+      </w:pPr>
+      <w:r>
+        <w:rPr>
+          <w:sz w:val="20"/>
+        </w:rPr>
+        <w:t>`hqSupport` (본사 지원금): 할인액 중 본사가 부담하는 금액. 가맹점 입장에서는 수입으로 합산된다. (예: 1만원 할인, 본사 70% 부담 → 7,000원 보전)</w:t>
+      </w:r>
+    </w:p>
+    <w:p>
+      <w:pPr>
+        <w:pStyle w:val="ListBullet"/>
+      </w:pPr>
+      <w:r>
+        <w:rPr>
+          <w:sz w:val="20"/>
+        </w:rPr>
+        <w:t>`pointsUsed` (포인트 사용): 고객이 적립 포인트로 결제한 금액. 본사/가맹 부담 비율에 따라 정산 시 차감 또는 보전</w:t>
+      </w:r>
+    </w:p>
+    <w:p>
+      <w:pPr>
+        <w:pStyle w:val="ListBullet"/>
+      </w:pPr>
+      <w:r>
+        <w:rPr>
+          <w:sz w:val="20"/>
+        </w:rPr>
+        <w:t>`couponsUsed` (쿠폰 사용): 쿠폰으로 할인된 금액. 본사 발행 쿠폰은 본사 부담, 가맹 발행 쿠폰은 가맹 부담</w:t>
+      </w:r>
+    </w:p>
+    <w:p>
+      <w:pPr>
+        <w:pStyle w:val="ListBullet"/>
+      </w:pPr>
+      <w:r>
+        <w:rPr>
+          <w:sz w:val="20"/>
+        </w:rPr>
+        <w:t>`vouchersUsed` (교환권 사용): 모바일 상품권·교환권 결제 금액. 발행처에 따라 차감 여부 결정</w:t>
+      </w:r>
+    </w:p>
+    <w:p>
+      <w:pPr>
+        <w:pStyle w:val="ListBullet"/>
+      </w:pPr>
+      <w:r>
+        <w:rPr>
+          <w:sz w:val="20"/>
+        </w:rPr>
+        <w:t>`platformFee` (플랫폼 수수료): 매출액 × 수수료율로 산출. 플랫폼 운영 수익</w:t>
+      </w:r>
+    </w:p>
+    <w:p>
+      <w:pPr>
+        <w:pStyle w:val="ListBullet"/>
+      </w:pPr>
+      <w:r>
+        <w:rPr>
+          <w:sz w:val="20"/>
+        </w:rPr>
+        <w:t>음수 정산 방지 — netAmount가 음수가 되면 플랫폼 운영자에게 손실이 발생한다. 수수료율 설정, 프로모션 할인 한도, 본사 지원금 비율을 사전에 검증하여 음수가 발생하지 않도록 한다. 만약 음수가 예상되면 정산 전 알림을 발생시키고 보류(on_hold) 처리한다.</w:t>
       </w:r>
     </w:p>
     <w:p>
@@ -3589,7 +3688,7 @@
         <w:rPr>
           <w:sz w:val="20"/>
         </w:rPr>
-        <w:t>동시성 주의 — 정산 배치 실행 중 주문 데이터 변경(취소 등)이 발생할 경우 스냅샷 시점 기준으로 산출하며, 이후 변경분은 다음 정산에 반영한다.</w:t>
+        <w:t>마감 후 취소/환불 처리 — 정산 마감(calculated/completed) 이후 발생하는 주문 취소·환불은 해당 정산에 소급 반영하지 않는다. 취소·환불 금액은 다음 정산 기간에 차감 반영한다. (예: 3월 1~15일 정산 완료 후 3월 10일 주문이 환불되면 → 3월 16~31일 정산에서 차감)</w:t>
       </w:r>
     </w:p>
     <w:p>
@@ -3608,7 +3707,7 @@
         <w:rPr>
           <w:sz w:val="20"/>
         </w:rPr>
-        <w:t>정산 배치 — 반월/월 단위로 대량 주문 데이터를 집계한다. 배치 실행 중 주문 변경(취소)은 스냅샷 시점 기준이며, 이후 변경분은 다음 정산에 반영한다.</w:t>
+        <w:t>정산 배치 — 반월/월 단위로 대량 주문 데이터를 집계한다. 마감 후 취소/환불은 다음 정산에 반영한다. (상세: 4.3절 참고)</w:t>
       </w:r>
     </w:p>
     <w:p>
@@ -3619,7 +3718,7 @@
         <w:rPr>
           <w:sz w:val="20"/>
         </w:rPr>
-        <w:t>집계 쿼리 — 기간별 SUM 쿼리가 무거우므로 materialized view 또는 사전 집계 테이블을 권장한다.</w:t>
+        <w:t>집계 쿼리 — 기간별 SUM 쿼리가 무거우므로 사전 집계 테이블(materialized view) 활용을 권장한다.</w:t>
       </w:r>
     </w:p>
     <w:p>
@@ -4419,23 +4518,41 @@
           <w:color w:val="333333"/>
           <w:sz w:val="16"/>
         </w:rPr>
+        <w:t>■ 공식</w:t>
+        <w:br/>
         <w:t>netAmount = totalSales + deliveryFee + hqSupport - promotionDiscount - platformFee</w:t>
         <w:br/>
         <w:br/>
-        <w:t>각 항목 상세:</w:t>
+        <w:t>■ 각 항목 설명 (실무 용어)</w:t>
         <w:br/>
-        <w:t xml:space="preserve">  totalSales: 기간 내 completed 주문의 상품 합계</w:t>
+        <w:t xml:space="preserve">  totalSales (매출 합계)       : 정산 기간 내 완료 주문의 상품 금액 합계</w:t>
         <w:br/>
-        <w:t xml:space="preserve">  deliveryFee: 배달 주문 배달비 합계</w:t>
+        <w:t xml:space="preserve">  deliveryFee (배달비 합계)     : 배달 주문에서 고객이 낸 배달비 합계</w:t>
         <w:br/>
-        <w:t xml:space="preserve">  hqSupport: 본사 부담 할인금 (할인/쿠폰의 headquartersRatio 비율분)</w:t>
+        <w:t xml:space="preserve">  hqSupport (본사 지원금)       : 본사가 부담하는 할인금 (가맹점에 보전)</w:t>
         <w:br/>
-        <w:t xml:space="preserve">  promotionDiscount: 총 할인액 (가맹점 부담분 포함)</w:t>
+        <w:t xml:space="preserve">                                예) 쿠폰 10,000원 할인, 본사 70% 부담 → 7,000원</w:t>
         <w:br/>
-        <w:t xml:space="preserve">  platformFee: 플랫폼 수수료 (매출 × 수수료율)</w:t>
+        <w:t xml:space="preserve">  promotionDiscount (할인 총액) : 아래 3가지의 합계</w:t>
+        <w:br/>
+        <w:t xml:space="preserve">    - couponAmount : 쿠폰으로 할인된 금액</w:t>
+        <w:br/>
+        <w:t xml:space="preserve">    - pointUsed    : 적립 포인트로 결제한 금액</w:t>
+        <w:br/>
+        <w:t xml:space="preserve">    - discountAmount: 프로모션/이벤트 자동 할인 금액</w:t>
+        <w:br/>
+        <w:t xml:space="preserve">  platformFee (플랫폼 수수료)   : 매출액 × 수수료율 (플랫폼 운영 수익)</w:t>
         <w:br/>
         <w:br/>
-        <w:t>주의: netAmount는 음수 가능 (수수료 &gt; 매출 시)</w:t>
+        <w:t>■ 음수 정산 금지</w:t>
+        <w:br/>
+        <w:t xml:space="preserve">  netAmount는 반드시 0 이상이어야 한다.</w:t>
+        <w:br/>
+        <w:t xml:space="preserve">  음수 = 플랫폼 운영자에게 손실 발생.</w:t>
+        <w:br/>
+        <w:t xml:space="preserve">  수수료율, 할인 한도, 본사 지원금 비율을 사전 검증하여 음수를 방지한다.</w:t>
+        <w:br/>
+        <w:t xml:space="preserve">  음수가 예상되면 정산 보류(on_hold) 처리 후 운영자 검토를 거친다.</w:t>
       </w:r>
     </w:p>
     <w:p>
@@ -4470,7 +4587,7 @@
         <w:pStyle w:val="Heading3"/>
       </w:pPr>
       <w:r>
-        <w:t>4.3. 정산 스냅샷 정책</w:t>
+        <w:t>4.3. 정산 마감 및 취소/환불 정책</w:t>
       </w:r>
     </w:p>
     <w:p>
@@ -4483,11 +4600,45 @@
           <w:color w:val="333333"/>
           <w:sz w:val="16"/>
         </w:rPr>
-        <w:t>배치 실행 시점의 주문 데이터 기준으로 산출</w:t>
+        <w:t>■ 정산 마감 기준</w:t>
         <w:br/>
-        <w:t>배치 실행 중 발생하는 주문 변경(취소 등)은 다음 정산에 반영</w:t>
+        <w:t xml:space="preserve">  정산은 기간 종료일 23:59:59 시점의 주문 데이터를 기준으로 산출한다.</w:t>
         <w:br/>
-        <w:t>스냅샷 시점: 정산 기간 종료일 23:59:59 기준</w:t>
+        <w:t xml:space="preserve">  이 시점을 "스냅샷"이라 한다.</w:t>
+        <w:br/>
+        <w:br/>
+        <w:t>■ 마감 후 취소/환불이 발생하면?</w:t>
+        <w:br/>
+        <w:t xml:space="preserve">  이미 마감된 정산 건은 소급 수정하지 않는다.</w:t>
+        <w:br/>
+        <w:t xml:space="preserve">  취소·환불 금액은 다음 정산 기간에 차감 반영한다.</w:t>
+        <w:br/>
+        <w:br/>
+        <w:t xml:space="preserve">  예시)</w:t>
+        <w:br/>
+        <w:t xml:space="preserve">  · 3월 1~15일 정산이 완료(지급완료)된 상태</w:t>
+        <w:br/>
+        <w:t xml:space="preserve">  · 3월 10일 주문이 3월 18일에 환불 처리됨</w:t>
+        <w:br/>
+        <w:t xml:space="preserve">  → 3월 1~15일 정산은 그대로 유지</w:t>
+        <w:br/>
+        <w:t xml:space="preserve">  → 환불 금액은 3월 16~31일 정산에서 차감</w:t>
+        <w:br/>
+        <w:br/>
+        <w:t>■ 정산 배치 실행 중 주문 변경</w:t>
+        <w:br/>
+        <w:t xml:space="preserve">  배치가 돌고 있는 도중에 주문 취소가 발생해도,</w:t>
+        <w:br/>
+        <w:t xml:space="preserve">  스냅샷 시점(기간 종료일 23:59:59) 기준으로 산출하므로 영향 없다.</w:t>
+        <w:br/>
+        <w:t xml:space="preserve">  해당 취소는 다음 정산에 자동 반영된다.</w:t>
+        <w:br/>
+        <w:br/>
+        <w:t>■ 핵심 요약 (영업일 기준)</w:t>
+        <w:br/>
+        <w:t xml:space="preserve">  "정산 마감 후 발생한 환불·취소는 해당 정산에 반영되지 않으며,</w:t>
+        <w:br/>
+        <w:t xml:space="preserve">   다음 정산 기간에 차감 처리됩니다."</w:t>
       </w:r>
     </w:p>
     <w:p>
@@ -4495,7 +4646,7 @@
         <w:pStyle w:val="Heading3"/>
       </w:pPr>
       <w:r>
-        <w:t>4.4. 본사 지원금(hqSupport) 계산</w:t>
+        <w:t>4.4. 본사 지원금(hqSupport) — 본사가 대신 내주는 할인금</w:t>
       </w:r>
     </w:p>
     <w:p>
@@ -4508,11 +4659,40 @@
           <w:color w:val="333333"/>
           <w:sz w:val="16"/>
         </w:rPr>
-        <w:t>프로모션별: discountAmount × (headquartersRatio / 100)</w:t>
+        <w:t>■ 계산 방식</w:t>
         <w:br/>
-        <w:t>가맹점 수입 합산: hqSupport는 가맹점이 받을 금액에 더함</w:t>
+        <w:t xml:space="preserve">  프로모션별: 할인 금액 × (본사 부담 비율 / 100)</w:t>
         <w:br/>
-        <w:t>예: 할인 10,000원, 본사 70% → hqSupport = 7,000원 (가맹점 수입에 합산)</w:t>
+        <w:br/>
+        <w:t>■ 쉬운 설명</w:t>
+        <w:br/>
+        <w:t xml:space="preserve">  고객이 쿠폰이나 프로모션으로 할인을 받으면, 그 할인 금액을</w:t>
+        <w:br/>
+        <w:t xml:space="preserve">  "본사"와 "가맹점"이 나눠서 부담한다.</w:t>
+        <w:br/>
+        <w:t xml:space="preserve">  본사가 부담하는 부분(hqSupport)은 가맹점에 보전해주므로,</w:t>
+        <w:br/>
+        <w:t xml:space="preserve">  가맹점 입장에서는 수입으로 합산된다.</w:t>
+        <w:br/>
+        <w:br/>
+        <w:t>■ 예시</w:t>
+        <w:br/>
+        <w:t xml:space="preserve">  · 이벤트 할인: 10,000원</w:t>
+        <w:br/>
+        <w:t xml:space="preserve">  · 본사 부담 비율: 70%</w:t>
+        <w:br/>
+        <w:t xml:space="preserve">  → 본사 지원금(hqSupport) = 7,000원 (본사가 가맹점에 보전)</w:t>
+        <w:br/>
+        <w:t xml:space="preserve">  → 가맹점 부담 = 3,000원 (가맹점 정산에서 차감)</w:t>
+        <w:br/>
+        <w:br/>
+        <w:t>■ 왜 중요한가?</w:t>
+        <w:br/>
+        <w:t xml:space="preserve">  본사 지원금 비율이 낮을수록 가맹점 부담이 커지고,</w:t>
+        <w:br/>
+        <w:t xml:space="preserve">  과도한 할인 이벤트 시 가맹점 정산액이 줄어들 수 있으므로</w:t>
+        <w:br/>
+        <w:t xml:space="preserve">  프로모션 설정 시 정산 영향을 반드시 확인해야 한다.</w:t>
       </w:r>
     </w:p>
     <w:p>
